--- a/resultados finais/estudo de caso/Roteiro-de-Estudo-Apresentacao-Paola.docx
+++ b/resultados finais/estudo de caso/Roteiro-de-Estudo-Apresentacao-Paola.docx
@@ -21,7 +21,7 @@
         <w:rPr>
           <w:i/>
         </w:rPr>
-        <w:t>Alopecia Androgenética Feminina e Saúde Gastrointestinal — estudo de caso</w:t>
+        <w:t>ALOPECIA ANDROGENÉTICA FEMININA E SAÚDE GASTROINTESTINAL: ESTUDO DE CASO DE UM PROTOCOLO ESTÉTICO COM FOTOBIOMODULAÇÃO, INTRADERMOTERAPIA CAPILAR E CUIDADO DOMICILIAR</w:t>
         <w:br/>
         <w:t>Acadêmica: Paola Bortoli Pinheiro Lopes — Tecnologia em Estética e Cosmetologia — UNIPLAC</w:t>
       </w:r>
